--- a/skills/hsdt-forms/templates/Xay-lap-3A/TT79-M05.docx
+++ b/skills/hsdt-forms/templates/Xay-lap-3A/TT79-M05.docx
@@ -25,7 +25,6 @@
           <w:szCs w:val="28"/>
           <w:lang w:val="nl-NL"/>
         </w:rPr>
-        <w:lastRenderedPageBreak/>
         <w:t>Mẫu số 05 (Webform trên Hệ thống)</w:t>
       </w:r>
     </w:p>
